--- a/wwwroot/DocxModel/SaveDocx/87.441.26.114514.01_260820165304_Abrasion_Resistance.docx
+++ b/wwwroot/DocxModel/SaveDocx/87.441.26.114514.01_260820165304_Abrasion_Resistance.docx
@@ -6,7 +6,7 @@
       <w:pPr>
         <w:pStyle w:val="aa"/>
         <w:rPr>
-          <w:rFonts w:ascii="Arial" w:hAnsi="Arial" w:eastAsia="黑体" w:cs="Arial"/>
+          <w:rFonts w:ascii="Arial" w:eastAsia="黑体" w:hAnsi="Arial" w:cs="Arial"/>
           <w:sz w:val="24"/>
           <w:szCs w:val="24"/>
         </w:rPr>
@@ -55,14 +55,14 @@
             <w:pPr>
               <w:pStyle w:val="aa"/>
               <w:rPr>
-                <w:rFonts w:ascii="Arial" w:hAnsi="Arial" w:eastAsia="黑体" w:cs="Arial"/>
+                <w:rFonts w:ascii="Arial" w:eastAsia="黑体" w:hAnsi="Arial" w:cs="Arial"/>
                 <w:sz w:val="24"/>
                 <w:szCs w:val="24"/>
               </w:rPr>
             </w:pPr>
             <w:r>
               <w:rPr>
-                <w:rFonts w:hint="eastAsia" w:ascii="Arial" w:hAnsi="Arial" w:cs="Arial"/>
+                <w:rFonts w:ascii="Arial" w:hAnsi="Arial" w:cs="Arial" w:hint="eastAsia"/>
                 <w:b/>
                 <w:bCs/>
                 <w:sz w:val="24"/>
@@ -83,7 +83,7 @@
               <w:spacing w:after="0" w:line="240" w:lineRule="auto"/>
               <w:jc w:val="center"/>
               <w:rPr>
-                <w:rFonts w:ascii="Arial" w:hAnsi="Arial" w:eastAsia="黑体" w:cs="Arial"/>
+                <w:rFonts w:ascii="Arial" w:eastAsia="黑体" w:hAnsi="Arial" w:cs="Arial"/>
                 <w:i/>
                 <w:iCs/>
                 <w:sz w:val="20"/>
@@ -92,8 +92,8 @@
             </w:pPr>
             <w:r>
               <w:rPr>
-                <w:rFonts w:ascii="Arial" w:hAnsi="Arial" w:eastAsia="Arial"/>
-                <w:i w:val="true"/>
+                <w:rFonts w:ascii="Arial" w:eastAsia="Arial" w:hAnsi="Arial"/>
+                <w:i/>
                 <w:sz w:val="20"/>
               </w:rPr>
               <w:t>ISO 4649:2024 Method B(Rotation test)</w:t>
@@ -116,7 +116,7 @@
             <w:pPr>
               <w:spacing w:after="0" w:line="240" w:lineRule="auto"/>
               <w:rPr>
-                <w:rFonts w:ascii="Arial" w:hAnsi="Arial" w:eastAsia="黑体" w:cs="Arial"/>
+                <w:rFonts w:ascii="Arial" w:eastAsia="黑体" w:hAnsi="Arial" w:cs="Arial"/>
                 <w:color w:val="538135" w:themeColor="accent6" w:themeShade="BF"/>
                 <w:sz w:val="16"/>
                 <w:szCs w:val="16"/>
@@ -143,7 +143,7 @@
             </w:pPr>
             <w:r>
               <w:rPr>
-                <w:rFonts w:hint="eastAsia" w:ascii="Arial" w:hAnsi="Arial" w:cs="Arial"/>
+                <w:rFonts w:ascii="Arial" w:hAnsi="Arial" w:cs="Arial" w:hint="eastAsia"/>
               </w:rPr>
               <w:t>Report No:</w:t>
             </w:r>
@@ -166,7 +166,7 @@
             </w:pPr>
             <w:r>
               <w:rPr>
-                <w:rFonts w:ascii="Arial" w:hAnsi="Arial" w:eastAsia="Arial"/>
+                <w:rFonts w:ascii="Arial" w:eastAsia="Arial" w:hAnsi="Arial"/>
                 <w:sz w:val="20"/>
               </w:rPr>
               <w:t>87.441.26.114514.01</w:t>
@@ -187,7 +187,7 @@
             </w:pPr>
             <w:r>
               <w:rPr>
-                <w:rFonts w:hint="eastAsia" w:ascii="Arial" w:hAnsi="Arial" w:cs="Arial"/>
+                <w:rFonts w:ascii="Arial" w:hAnsi="Arial" w:cs="Arial" w:hint="eastAsia"/>
               </w:rPr>
               <w:t>Date In:</w:t>
             </w:r>
@@ -254,7 +254,7 @@
             </w:pPr>
             <w:r>
               <w:rPr>
-                <w:rFonts w:hint="eastAsia" w:ascii="Arial" w:hAnsi="Arial" w:cs="Arial"/>
+                <w:rFonts w:ascii="Arial" w:hAnsi="Arial" w:cs="Arial" w:hint="eastAsia"/>
               </w:rPr>
               <w:t>Sample Ref:</w:t>
             </w:r>
@@ -275,6 +275,13 @@
                 <w:u w:val="single"/>
               </w:rPr>
             </w:pPr>
+            <w:r>
+              <w:rPr>
+                <w:rFonts w:ascii="Arial" w:eastAsia="Arial" w:hAnsi="Arial"/>
+                <w:sz w:val="20"/>
+              </w:rPr>
+              <w:t>001</w:t>
+            </w:r>
           </w:p>
         </w:tc>
         <w:tc>
@@ -291,7 +298,7 @@
             </w:pPr>
             <w:r>
               <w:rPr>
-                <w:rFonts w:hint="eastAsia" w:ascii="Arial" w:hAnsi="Arial" w:cs="Arial"/>
+                <w:rFonts w:ascii="Arial" w:hAnsi="Arial" w:cs="Arial" w:hint="eastAsia"/>
               </w:rPr>
               <w:t>Date Out:</w:t>
             </w:r>
@@ -358,7 +365,7 @@
             </w:pPr>
             <w:r>
               <w:rPr>
-                <w:rFonts w:hint="eastAsia" w:ascii="Arial" w:hAnsi="Arial" w:cs="Arial"/>
+                <w:rFonts w:ascii="Arial" w:hAnsi="Arial" w:cs="Arial" w:hint="eastAsia"/>
               </w:rPr>
               <w:t>Sample Description:</w:t>
             </w:r>
@@ -370,23 +377,16 @@
             <w:gridSpan w:val="7"/>
             <w:vMerge w:val="restart"/>
             <w:tcBorders>
-              <w:bottom w:val="dashSmallGap" w:color="auto" w:sz="4" w:space="0"/>
+              <w:bottom w:val="dashSmallGap" w:sz="4" w:space="0" w:color="auto"/>
             </w:tcBorders>
           </w:tcPr>
           <w:p>
             <w:pPr>
               <w:spacing w:after="0" w:line="240" w:lineRule="auto"/>
               <w:rPr>
-                <w:rFonts w:ascii="Arial" w:hAnsi="Arial" w:cs="Arial"/>
-              </w:rPr>
-            </w:pPr>
-            <w:r>
-              <w:rPr>
-                <w:rFonts w:ascii="Arial" w:hAnsi="Arial" w:eastAsia="Arial"/>
-                <w:sz w:val="20"/>
-              </w:rPr>
-              <w:t>001</w:t>
-            </w:r>
+                <w:rFonts w:ascii="Arial" w:eastAsiaTheme="minorEastAsia" w:hAnsi="Arial" w:cs="Arial" w:hint="eastAsia"/>
+              </w:rPr>
+            </w:pPr>
           </w:p>
         </w:tc>
       </w:tr>
@@ -399,7 +399,7 @@
           <w:tcPr>
             <w:tcW w:w="2268" w:type="dxa"/>
             <w:tcBorders>
-              <w:bottom w:val="dashSmallGap" w:color="auto" w:sz="4" w:space="0"/>
+              <w:bottom w:val="dashSmallGap" w:sz="4" w:space="0" w:color="auto"/>
             </w:tcBorders>
           </w:tcPr>
           <w:p>
@@ -417,7 +417,7 @@
             <w:gridSpan w:val="7"/>
             <w:vMerge/>
             <w:tcBorders>
-              <w:bottom w:val="dashSmallGap" w:color="auto" w:sz="4" w:space="0"/>
+              <w:bottom w:val="dashSmallGap" w:sz="4" w:space="0" w:color="auto"/>
             </w:tcBorders>
           </w:tcPr>
           <w:p>
@@ -439,14 +439,14 @@
           <w:tcPr>
             <w:tcW w:w="2268" w:type="dxa"/>
             <w:tcBorders>
-              <w:top w:val="dashSmallGap" w:color="auto" w:sz="4" w:space="0"/>
+              <w:top w:val="dashSmallGap" w:sz="4" w:space="0" w:color="auto"/>
             </w:tcBorders>
           </w:tcPr>
           <w:p>
             <w:pPr>
               <w:spacing w:after="0" w:line="240" w:lineRule="auto"/>
               <w:rPr>
-                <w:rFonts w:ascii="Arial" w:hAnsi="Arial" w:eastAsia="黑体" w:cs="Arial"/>
+                <w:rFonts w:ascii="Arial" w:eastAsia="黑体" w:hAnsi="Arial" w:cs="Arial"/>
                 <w:b/>
                 <w:bCs/>
                 <w:color w:val="538135" w:themeColor="accent6" w:themeShade="BF"/>
@@ -461,7 +461,7 @@
             <w:tcW w:w="8222" w:type="dxa"/>
             <w:gridSpan w:val="7"/>
             <w:tcBorders>
-              <w:top w:val="dashSmallGap" w:color="auto" w:sz="4" w:space="0"/>
+              <w:top w:val="dashSmallGap" w:sz="4" w:space="0" w:color="auto"/>
             </w:tcBorders>
           </w:tcPr>
           <w:p>
@@ -489,7 +489,7 @@
             <w:pPr>
               <w:spacing w:after="0" w:line="240" w:lineRule="auto"/>
               <w:rPr>
-                <w:rFonts w:ascii="Arial" w:hAnsi="Arial" w:eastAsia="黑体" w:cs="Arial"/>
+                <w:rFonts w:ascii="Arial" w:eastAsia="黑体" w:hAnsi="Arial" w:cs="Arial"/>
                 <w:b/>
                 <w:bCs/>
                 <w:sz w:val="20"/>
@@ -499,7 +499,7 @@
             </w:pPr>
             <w:r>
               <w:rPr>
-                <w:rFonts w:hint="eastAsia" w:ascii="Arial" w:hAnsi="Arial" w:eastAsia="黑体" w:cs="Arial"/>
+                <w:rFonts w:ascii="Arial" w:eastAsia="黑体" w:hAnsi="Arial" w:cs="Arial" w:hint="eastAsia"/>
                 <w:b/>
                 <w:bCs/>
                 <w:color w:val="538135" w:themeColor="accent6" w:themeShade="BF"/>
@@ -510,7 +510,7 @@
             </w:r>
             <w:r>
               <w:rPr>
-                <w:rFonts w:hint="eastAsia" w:ascii="Arial" w:hAnsi="Arial" w:eastAsia="黑体" w:cs="Arial"/>
+                <w:rFonts w:ascii="Arial" w:eastAsia="黑体" w:hAnsi="Arial" w:cs="Arial" w:hint="eastAsia"/>
                 <w:b/>
                 <w:bCs/>
                 <w:color w:val="538135" w:themeColor="accent6" w:themeShade="BF"/>
@@ -521,7 +521,7 @@
             </w:r>
             <w:r>
               <w:rPr>
-                <w:rFonts w:hint="eastAsia" w:ascii="Arial" w:hAnsi="Arial" w:eastAsia="黑体" w:cs="Arial"/>
+                <w:rFonts w:ascii="Arial" w:eastAsia="黑体" w:hAnsi="Arial" w:cs="Arial" w:hint="eastAsia"/>
                 <w:b/>
                 <w:bCs/>
                 <w:color w:val="538135" w:themeColor="accent6" w:themeShade="BF"/>
@@ -550,7 +550,7 @@
             </w:pPr>
             <w:r>
               <w:rPr>
-                <w:rFonts w:ascii="Arial" w:hAnsi="Arial" w:eastAsia="Arial"/>
+                <w:rFonts w:ascii="Arial" w:eastAsia="Arial" w:hAnsi="Arial"/>
                 <w:sz w:val="20"/>
               </w:rPr>
               <w:t>23 ± 2°C / 50 ± 2% RH × 16 hours(recommend 16 hours)</w:t>
@@ -572,7 +572,7 @@
             <w:pPr>
               <w:spacing w:after="0" w:line="240" w:lineRule="auto"/>
               <w:rPr>
-                <w:rFonts w:ascii="Arial" w:hAnsi="Arial" w:eastAsia="黑体" w:cs="Arial"/>
+                <w:rFonts w:ascii="Arial" w:eastAsia="黑体" w:hAnsi="Arial" w:cs="Arial"/>
                 <w:sz w:val="13"/>
                 <w:szCs w:val="13"/>
               </w:rPr>
@@ -593,14 +593,14 @@
             <w:pPr>
               <w:spacing w:after="0" w:line="240" w:lineRule="auto"/>
               <w:rPr>
-                <w:rFonts w:ascii="Arial" w:hAnsi="Arial" w:eastAsia="黑体" w:cs="Arial"/>
+                <w:rFonts w:ascii="Arial" w:eastAsia="黑体" w:hAnsi="Arial" w:cs="Arial"/>
                 <w:sz w:val="13"/>
                 <w:szCs w:val="13"/>
               </w:rPr>
             </w:pPr>
             <w:r>
               <w:rPr>
-                <w:rFonts w:hint="eastAsia" w:ascii="Arial" w:hAnsi="Arial" w:eastAsia="黑体" w:cs="Arial"/>
+                <w:rFonts w:ascii="Arial" w:eastAsia="黑体" w:hAnsi="Arial" w:cs="Arial" w:hint="eastAsia"/>
                 <w:b/>
                 <w:bCs/>
                 <w:color w:val="538135" w:themeColor="accent6" w:themeShade="BF"/>
@@ -611,7 +611,7 @@
             </w:r>
             <w:r>
               <w:rPr>
-                <w:rFonts w:hint="eastAsia" w:ascii="Arial" w:hAnsi="Arial" w:eastAsia="黑体" w:cs="Arial"/>
+                <w:rFonts w:ascii="Arial" w:eastAsia="黑体" w:hAnsi="Arial" w:cs="Arial" w:hint="eastAsia"/>
                 <w:b/>
                 <w:bCs/>
                 <w:color w:val="538135" w:themeColor="accent6" w:themeShade="BF"/>
@@ -631,14 +631,14 @@
             <w:pPr>
               <w:spacing w:after="0" w:line="240" w:lineRule="auto"/>
               <w:rPr>
-                <w:rFonts w:ascii="Arial" w:hAnsi="Arial" w:eastAsia="黑体" w:cs="Arial"/>
+                <w:rFonts w:ascii="Arial" w:eastAsia="黑体" w:hAnsi="Arial" w:cs="Arial"/>
                 <w:sz w:val="20"/>
                 <w:szCs w:val="20"/>
               </w:rPr>
             </w:pPr>
             <w:r>
               <w:rPr>
-                <w:rFonts w:ascii="Arial" w:hAnsi="Arial" w:eastAsia="Arial"/>
+                <w:rFonts w:ascii="Arial" w:eastAsia="Arial" w:hAnsi="Arial"/>
                 <w:sz w:val="20"/>
               </w:rPr>
               <w:t>23 ± 2°C / 50 ± 2% RH</w:t>
@@ -660,7 +660,7 @@
             <w:pPr>
               <w:spacing w:after="0" w:line="240" w:lineRule="auto"/>
               <w:rPr>
-                <w:rFonts w:ascii="Arial" w:hAnsi="Arial" w:eastAsia="黑体" w:cs="Arial"/>
+                <w:rFonts w:ascii="Arial" w:eastAsia="黑体" w:hAnsi="Arial" w:cs="Arial"/>
                 <w:sz w:val="13"/>
                 <w:szCs w:val="13"/>
               </w:rPr>
@@ -681,7 +681,7 @@
             <w:pPr>
               <w:spacing w:after="0" w:line="240" w:lineRule="auto"/>
               <w:rPr>
-                <w:rFonts w:ascii="Arial" w:hAnsi="Arial" w:eastAsia="黑体" w:cs="Arial"/>
+                <w:rFonts w:ascii="Arial" w:eastAsia="黑体" w:hAnsi="Arial" w:cs="Arial"/>
                 <w:b/>
                 <w:bCs/>
                 <w:color w:val="538135" w:themeColor="accent6" w:themeShade="BF"/>
@@ -689,7 +689,7 @@
             </w:pPr>
             <w:r>
               <w:rPr>
-                <w:rFonts w:hint="eastAsia" w:ascii="Arial" w:hAnsi="Arial" w:eastAsia="黑体" w:cs="Arial"/>
+                <w:rFonts w:ascii="Arial" w:eastAsia="黑体" w:hAnsi="Arial" w:cs="Arial" w:hint="eastAsia"/>
                 <w:b/>
                 <w:bCs/>
                 <w:color w:val="538135" w:themeColor="accent6" w:themeShade="BF"/>
@@ -700,7 +700,7 @@
             </w:r>
             <w:r>
               <w:rPr>
-                <w:rFonts w:hint="eastAsia" w:ascii="Arial" w:hAnsi="Arial" w:eastAsia="黑体" w:cs="Arial"/>
+                <w:rFonts w:ascii="Arial" w:eastAsia="黑体" w:hAnsi="Arial" w:cs="Arial" w:hint="eastAsia"/>
                 <w:b/>
                 <w:bCs/>
                 <w:color w:val="538135" w:themeColor="accent6" w:themeShade="BF"/>
@@ -721,14 +721,14 @@
             <w:pPr>
               <w:spacing w:after="0" w:line="240" w:lineRule="auto"/>
               <w:rPr>
-                <w:rFonts w:ascii="Arial" w:hAnsi="Arial" w:eastAsia="黑体" w:cs="Arial"/>
+                <w:rFonts w:ascii="Arial" w:eastAsia="黑体" w:hAnsi="Arial" w:cs="Arial"/>
                 <w:sz w:val="13"/>
                 <w:szCs w:val="13"/>
               </w:rPr>
             </w:pPr>
             <w:r>
               <w:rPr>
-                <w:rFonts w:ascii="Arial" w:hAnsi="Arial" w:eastAsia="Arial"/>
+                <w:rFonts w:ascii="Arial" w:eastAsia="Arial" w:hAnsi="Arial"/>
                 <w:sz w:val="20"/>
               </w:rPr>
               <w:t>The Method of Cleaning: a brush attached to a vacuum cleaner</w:t>
@@ -745,7 +745,7 @@
           <w:tcPr>
             <w:tcW w:w="2268" w:type="dxa"/>
             <w:tcBorders>
-              <w:bottom w:val="single" w:color="auto" w:sz="4" w:space="0"/>
+              <w:bottom w:val="single" w:sz="4" w:space="0" w:color="auto"/>
             </w:tcBorders>
           </w:tcPr>
           <w:p>
@@ -754,7 +754,7 @@
               <w:spacing w:after="0" w:line="240" w:lineRule="auto"/>
               <w:jc w:val="right"/>
               <w:rPr>
-                <w:rFonts w:ascii="Arial" w:hAnsi="Arial" w:eastAsia="黑体" w:cs="Arial"/>
+                <w:rFonts w:ascii="Arial" w:eastAsia="黑体" w:hAnsi="Arial" w:cs="Arial"/>
                 <w:b/>
                 <w:bCs/>
                 <w:color w:val="538135" w:themeColor="accent6" w:themeShade="BF"/>
@@ -767,7 +767,7 @@
             <w:tcW w:w="8222" w:type="dxa"/>
             <w:gridSpan w:val="7"/>
             <w:tcBorders>
-              <w:bottom w:val="single" w:color="auto" w:sz="4" w:space="0"/>
+              <w:bottom w:val="single" w:sz="4" w:space="0" w:color="auto"/>
             </w:tcBorders>
             <w:vAlign w:val="center"/>
           </w:tcPr>
@@ -775,7 +775,7 @@
             <w:pPr>
               <w:spacing w:after="0" w:line="240" w:lineRule="auto"/>
               <w:rPr>
-                <w:rFonts w:ascii="Arial" w:hAnsi="Arial" w:eastAsia="黑体" w:cs="Arial"/>
+                <w:rFonts w:ascii="Arial" w:eastAsia="黑体" w:hAnsi="Arial" w:cs="Arial"/>
                 <w:sz w:val="13"/>
                 <w:szCs w:val="13"/>
               </w:rPr>
@@ -792,10 +792,10 @@
           <w:tcPr>
             <w:tcW w:w="2268" w:type="dxa"/>
             <w:tcBorders>
-              <w:top w:val="single" w:color="auto" w:sz="4" w:space="0"/>
-              <w:left w:val="single" w:color="auto" w:sz="4" w:space="0"/>
-              <w:bottom w:val="single" w:color="auto" w:sz="4" w:space="0"/>
-              <w:right w:val="single" w:color="auto" w:sz="4" w:space="0"/>
+              <w:top w:val="single" w:sz="4" w:space="0" w:color="auto"/>
+              <w:left w:val="single" w:sz="4" w:space="0" w:color="auto"/>
+              <w:bottom w:val="single" w:sz="4" w:space="0" w:color="auto"/>
+              <w:right w:val="single" w:sz="4" w:space="0" w:color="auto"/>
             </w:tcBorders>
           </w:tcPr>
           <w:p>
@@ -803,7 +803,7 @@
               <w:spacing w:after="0" w:line="240" w:lineRule="auto"/>
               <w:jc w:val="center"/>
               <w:rPr>
-                <w:rFonts w:ascii="Arial" w:hAnsi="Arial" w:eastAsia="黑体" w:cs="Arial"/>
+                <w:rFonts w:ascii="Arial" w:eastAsia="黑体" w:hAnsi="Arial" w:cs="Arial"/>
                 <w:color w:val="538135" w:themeColor="accent6" w:themeShade="BF"/>
                 <w:sz w:val="20"/>
                 <w:szCs w:val="20"/>
@@ -811,7 +811,7 @@
             </w:pPr>
             <w:r>
               <w:rPr>
-                <w:rFonts w:hint="eastAsia" w:ascii="Arial" w:hAnsi="Arial" w:eastAsia="黑体" w:cs="Arial"/>
+                <w:rFonts w:ascii="Arial" w:eastAsia="黑体" w:hAnsi="Arial" w:cs="Arial" w:hint="eastAsia"/>
                 <w:color w:val="538135" w:themeColor="accent6" w:themeShade="BF"/>
                 <w:sz w:val="20"/>
                 <w:szCs w:val="20"/>
@@ -825,10 +825,10 @@
             <w:tcW w:w="4678" w:type="dxa"/>
             <w:gridSpan w:val="4"/>
             <w:tcBorders>
-              <w:top w:val="single" w:color="auto" w:sz="4" w:space="0"/>
-              <w:left w:val="single" w:color="auto" w:sz="4" w:space="0"/>
-              <w:bottom w:val="single" w:color="auto" w:sz="4" w:space="0"/>
-              <w:right w:val="single" w:color="auto" w:sz="4" w:space="0"/>
+              <w:top w:val="single" w:sz="4" w:space="0" w:color="auto"/>
+              <w:left w:val="single" w:sz="4" w:space="0" w:color="auto"/>
+              <w:bottom w:val="single" w:sz="4" w:space="0" w:color="auto"/>
+              <w:right w:val="single" w:sz="4" w:space="0" w:color="auto"/>
             </w:tcBorders>
           </w:tcPr>
           <w:p>
@@ -836,14 +836,14 @@
               <w:spacing w:after="0" w:line="240" w:lineRule="auto"/>
               <w:jc w:val="center"/>
               <w:rPr>
-                <w:rFonts w:ascii="Arial" w:hAnsi="Arial" w:eastAsia="黑体" w:cs="Arial"/>
+                <w:rFonts w:ascii="Arial" w:eastAsia="黑体" w:hAnsi="Arial" w:cs="Arial"/>
                 <w:sz w:val="20"/>
                 <w:szCs w:val="20"/>
               </w:rPr>
             </w:pPr>
             <w:r>
               <w:rPr>
-                <w:rFonts w:hint="eastAsia" w:ascii="Arial" w:hAnsi="Arial" w:eastAsia="黑体" w:cs="Arial"/>
+                <w:rFonts w:ascii="Arial" w:eastAsia="黑体" w:hAnsi="Arial" w:cs="Arial" w:hint="eastAsia"/>
                 <w:color w:val="538135" w:themeColor="accent6" w:themeShade="BF"/>
                 <w:sz w:val="20"/>
                 <w:szCs w:val="20"/>
@@ -857,10 +857,10 @@
             <w:tcW w:w="1843" w:type="dxa"/>
             <w:gridSpan w:val="2"/>
             <w:tcBorders>
-              <w:top w:val="single" w:color="auto" w:sz="4" w:space="0"/>
-              <w:left w:val="single" w:color="auto" w:sz="4" w:space="0"/>
-              <w:bottom w:val="single" w:color="auto" w:sz="4" w:space="0"/>
-              <w:right w:val="single" w:color="auto" w:sz="4" w:space="0"/>
+              <w:top w:val="single" w:sz="4" w:space="0" w:color="auto"/>
+              <w:left w:val="single" w:sz="4" w:space="0" w:color="auto"/>
+              <w:bottom w:val="single" w:sz="4" w:space="0" w:color="auto"/>
+              <w:right w:val="single" w:sz="4" w:space="0" w:color="auto"/>
             </w:tcBorders>
           </w:tcPr>
           <w:p>
@@ -868,14 +868,14 @@
               <w:spacing w:after="0" w:line="240" w:lineRule="auto"/>
               <w:jc w:val="center"/>
               <w:rPr>
-                <w:rFonts w:ascii="Arial" w:hAnsi="Arial" w:eastAsia="黑体" w:cs="Arial"/>
+                <w:rFonts w:ascii="Arial" w:eastAsia="黑体" w:hAnsi="Arial" w:cs="Arial"/>
                 <w:sz w:val="20"/>
                 <w:szCs w:val="20"/>
               </w:rPr>
             </w:pPr>
             <w:r>
               <w:rPr>
-                <w:rFonts w:hint="eastAsia" w:ascii="Arial" w:hAnsi="Arial" w:eastAsia="黑体" w:cs="Arial"/>
+                <w:rFonts w:ascii="Arial" w:eastAsia="黑体" w:hAnsi="Arial" w:cs="Arial" w:hint="eastAsia"/>
                 <w:color w:val="538135" w:themeColor="accent6" w:themeShade="BF"/>
                 <w:sz w:val="20"/>
                 <w:szCs w:val="20"/>
@@ -888,10 +888,10 @@
           <w:tcPr>
             <w:tcW w:w="1701" w:type="dxa"/>
             <w:tcBorders>
-              <w:top w:val="single" w:color="auto" w:sz="4" w:space="0"/>
-              <w:left w:val="single" w:color="auto" w:sz="4" w:space="0"/>
-              <w:bottom w:val="single" w:color="auto" w:sz="4" w:space="0"/>
-              <w:right w:val="single" w:color="auto" w:sz="4" w:space="0"/>
+              <w:top w:val="single" w:sz="4" w:space="0" w:color="auto"/>
+              <w:left w:val="single" w:sz="4" w:space="0" w:color="auto"/>
+              <w:bottom w:val="single" w:sz="4" w:space="0" w:color="auto"/>
+              <w:right w:val="single" w:sz="4" w:space="0" w:color="auto"/>
             </w:tcBorders>
           </w:tcPr>
           <w:p>
@@ -899,14 +899,14 @@
               <w:spacing w:after="0" w:line="240" w:lineRule="auto"/>
               <w:jc w:val="center"/>
               <w:rPr>
-                <w:rFonts w:ascii="Arial" w:hAnsi="Arial" w:eastAsia="黑体" w:cs="Arial"/>
+                <w:rFonts w:ascii="Arial" w:eastAsia="黑体" w:hAnsi="Arial" w:cs="Arial"/>
                 <w:sz w:val="20"/>
                 <w:szCs w:val="20"/>
               </w:rPr>
             </w:pPr>
             <w:r>
               <w:rPr>
-                <w:rFonts w:hint="eastAsia" w:ascii="Arial" w:hAnsi="Arial" w:eastAsia="黑体" w:cs="Arial"/>
+                <w:rFonts w:ascii="Arial" w:eastAsia="黑体" w:hAnsi="Arial" w:cs="Arial" w:hint="eastAsia"/>
                 <w:color w:val="538135" w:themeColor="accent6" w:themeShade="BF"/>
                 <w:sz w:val="20"/>
                 <w:szCs w:val="20"/>
@@ -926,10 +926,10 @@
             <w:tcW w:w="2268" w:type="dxa"/>
             <w:vMerge w:val="restart"/>
             <w:tcBorders>
-              <w:top w:val="single" w:color="auto" w:sz="4" w:space="0"/>
-              <w:left w:val="single" w:color="auto" w:sz="4" w:space="0"/>
-              <w:bottom w:val="single" w:color="auto" w:sz="4" w:space="0"/>
-              <w:right w:val="single" w:color="auto" w:sz="4" w:space="0"/>
+              <w:top w:val="single" w:sz="4" w:space="0" w:color="auto"/>
+              <w:left w:val="single" w:sz="4" w:space="0" w:color="auto"/>
+              <w:bottom w:val="single" w:sz="4" w:space="0" w:color="auto"/>
+              <w:right w:val="single" w:sz="4" w:space="0" w:color="auto"/>
             </w:tcBorders>
             <w:vAlign w:val="center"/>
           </w:tcPr>
@@ -938,14 +938,14 @@
               <w:spacing w:after="0" w:line="240" w:lineRule="auto"/>
               <w:jc w:val="center"/>
               <w:rPr>
-                <w:rFonts w:ascii="Arial" w:hAnsi="Arial" w:eastAsia="黑体" w:cs="Arial"/>
+                <w:rFonts w:ascii="Arial" w:eastAsia="黑体" w:hAnsi="Arial" w:cs="Arial"/>
                 <w:sz w:val="24"/>
                 <w:szCs w:val="24"/>
               </w:rPr>
             </w:pPr>
             <w:r>
               <w:rPr>
-                <w:rFonts w:ascii="Arial" w:hAnsi="Arial" w:eastAsia="Arial"/>
+                <w:rFonts w:ascii="Arial" w:eastAsia="Arial" w:hAnsi="Arial"/>
                 <w:sz w:val="20"/>
               </w:rPr>
               <w:t>001</w:t>
@@ -956,41 +956,32 @@
           <w:tcPr>
             <w:tcW w:w="2694" w:type="dxa"/>
             <w:tcBorders>
-              <w:top w:val="single" w:color="auto" w:sz="4" w:space="0"/>
-              <w:left w:val="single" w:color="auto" w:sz="4" w:space="0"/>
-              <w:bottom w:val="single" w:color="auto" w:sz="4" w:space="0"/>
-              <w:right w:val="single" w:color="auto" w:sz="4" w:space="0"/>
+              <w:top w:val="single" w:sz="4" w:space="0" w:color="auto"/>
+              <w:left w:val="single" w:sz="4" w:space="0" w:color="auto"/>
+              <w:bottom w:val="single" w:sz="4" w:space="0" w:color="auto"/>
+              <w:right w:val="single" w:sz="4" w:space="0" w:color="auto"/>
             </w:tcBorders>
           </w:tcPr>
           <w:p>
             <w:pPr>
               <w:spacing w:after="0" w:line="240" w:lineRule="auto"/>
               <w:rPr>
-                <w:rFonts w:ascii="Arial" w:hAnsi="Arial" w:eastAsia="黑体" w:cs="Arial"/>
+                <w:rFonts w:ascii="Arial" w:eastAsia="黑体" w:hAnsi="Arial" w:cs="Arial"/>
                 <w:sz w:val="20"/>
                 <w:szCs w:val="20"/>
               </w:rPr>
             </w:pPr>
             <w:r>
               <w:rPr>
-                <w:rFonts w:hint="eastAsia" w:ascii="Arial" w:hAnsi="Arial" w:eastAsia="黑体" w:cs="Arial"/>
+                <w:rFonts w:ascii="Arial" w:eastAsia="黑体" w:hAnsi="Arial" w:cs="Arial" w:hint="eastAsia"/>
                 <w:sz w:val="20"/>
                 <w:szCs w:val="20"/>
               </w:rPr>
-              <w:t>Density</w:t>
-            </w:r>
-            <w:proofErr w:type="gramStart"/>
-            <w:r>
-              <w:rPr>
-                <w:rFonts w:hint="eastAsia" w:ascii="Arial" w:hAnsi="Arial" w:eastAsia="黑体" w:cs="Arial"/>
-                <w:sz w:val="20"/>
-                <w:szCs w:val="20"/>
-              </w:rPr>
-              <w:t>(g/</w:t>
+              <w:t>Density(g/</w:t>
             </w:r>
             <w:r>
               <w:rPr>
-                <w:rFonts w:hint="eastAsia" w:ascii="Arial" w:hAnsi="Arial" w:eastAsia="黑体" w:cs="Arial"/>
+                <w:rFonts w:ascii="Arial" w:eastAsia="黑体" w:hAnsi="Arial" w:cs="Arial" w:hint="eastAsia"/>
                 <w:sz w:val="20"/>
                 <w:szCs w:val="20"/>
               </w:rPr>
@@ -998,7 +989,7 @@
             </w:r>
             <w:r>
               <w:rPr>
-                <w:rFonts w:hint="eastAsia" w:ascii="Arial" w:hAnsi="Arial" w:eastAsia="黑体" w:cs="Arial"/>
+                <w:rFonts w:ascii="Arial" w:eastAsia="黑体" w:hAnsi="Arial" w:cs="Arial" w:hint="eastAsia"/>
                 <w:sz w:val="20"/>
                 <w:szCs w:val="20"/>
               </w:rPr>
@@ -1006,7 +997,7 @@
             </w:r>
             <w:r>
               <w:rPr>
-                <w:rFonts w:hint="eastAsia" w:eastAsia="黑体" w:cs="Calibri"/>
+                <w:rFonts w:eastAsia="黑体" w:cs="Calibri" w:hint="eastAsia"/>
                 <w:sz w:val="20"/>
                 <w:szCs w:val="20"/>
               </w:rPr>
@@ -1014,13 +1005,12 @@
             </w:r>
             <w:r>
               <w:rPr>
-                <w:rFonts w:hint="eastAsia" w:ascii="Arial" w:hAnsi="Arial" w:eastAsia="黑体" w:cs="Arial"/>
+                <w:rFonts w:ascii="Arial" w:eastAsia="黑体" w:hAnsi="Arial" w:cs="Arial" w:hint="eastAsia"/>
                 <w:sz w:val="20"/>
                 <w:szCs w:val="20"/>
               </w:rPr>
               <w:t>)</w:t>
             </w:r>
-            <w:proofErr w:type="gramEnd"/>
           </w:p>
         </w:tc>
         <w:tc>
@@ -1028,10 +1018,10 @@
             <w:tcW w:w="1984" w:type="dxa"/>
             <w:gridSpan w:val="3"/>
             <w:tcBorders>
-              <w:top w:val="single" w:color="auto" w:sz="4" w:space="0"/>
-              <w:left w:val="single" w:color="auto" w:sz="4" w:space="0"/>
-              <w:bottom w:val="single" w:color="auto" w:sz="4" w:space="0"/>
-              <w:right w:val="single" w:color="auto" w:sz="4" w:space="0"/>
+              <w:top w:val="single" w:sz="4" w:space="0" w:color="auto"/>
+              <w:left w:val="single" w:sz="4" w:space="0" w:color="auto"/>
+              <w:bottom w:val="single" w:sz="4" w:space="0" w:color="auto"/>
+              <w:right w:val="single" w:sz="4" w:space="0" w:color="auto"/>
             </w:tcBorders>
             <w:vAlign w:val="center"/>
           </w:tcPr>
@@ -1040,14 +1030,14 @@
               <w:spacing w:after="0" w:line="240" w:lineRule="auto"/>
               <w:jc w:val="center"/>
               <w:rPr>
-                <w:rFonts w:ascii="Arial" w:hAnsi="Arial" w:eastAsia="黑体" w:cs="Arial"/>
+                <w:rFonts w:ascii="Arial" w:eastAsia="黑体" w:hAnsi="Arial" w:cs="Arial"/>
                 <w:sz w:val="20"/>
                 <w:szCs w:val="20"/>
               </w:rPr>
             </w:pPr>
             <w:r>
               <w:rPr>
-                <w:rFonts w:ascii="Arial" w:hAnsi="Arial" w:eastAsia="Arial"/>
+                <w:rFonts w:ascii="Arial" w:eastAsia="Arial" w:hAnsi="Arial"/>
                 <w:sz w:val="20"/>
               </w:rPr>
               <w:t>3.00</w:t>
@@ -1059,10 +1049,10 @@
             <w:tcW w:w="1843" w:type="dxa"/>
             <w:gridSpan w:val="2"/>
             <w:tcBorders>
-              <w:top w:val="single" w:color="auto" w:sz="4" w:space="0"/>
-              <w:left w:val="single" w:color="auto" w:sz="4" w:space="0"/>
-              <w:bottom w:val="single" w:color="auto" w:sz="4" w:space="0"/>
-              <w:right w:val="single" w:color="auto" w:sz="4" w:space="0"/>
+              <w:top w:val="single" w:sz="4" w:space="0" w:color="auto"/>
+              <w:left w:val="single" w:sz="4" w:space="0" w:color="auto"/>
+              <w:bottom w:val="single" w:sz="4" w:space="0" w:color="auto"/>
+              <w:right w:val="single" w:sz="4" w:space="0" w:color="auto"/>
             </w:tcBorders>
             <w:vAlign w:val="center"/>
           </w:tcPr>
@@ -1071,7 +1061,7 @@
               <w:spacing w:after="0" w:line="240" w:lineRule="auto"/>
               <w:jc w:val="center"/>
               <w:rPr>
-                <w:rFonts w:ascii="Arial" w:hAnsi="Arial" w:eastAsia="黑体" w:cs="Arial"/>
+                <w:rFonts w:ascii="Arial" w:eastAsia="黑体" w:hAnsi="Arial" w:cs="Arial"/>
                 <w:sz w:val="20"/>
                 <w:szCs w:val="20"/>
               </w:rPr>
@@ -1082,10 +1072,10 @@
           <w:tcPr>
             <w:tcW w:w="1701" w:type="dxa"/>
             <w:tcBorders>
-              <w:top w:val="single" w:color="auto" w:sz="4" w:space="0"/>
-              <w:left w:val="single" w:color="auto" w:sz="4" w:space="0"/>
-              <w:bottom w:val="single" w:color="auto" w:sz="4" w:space="0"/>
-              <w:right w:val="single" w:color="auto" w:sz="4" w:space="0"/>
+              <w:top w:val="single" w:sz="4" w:space="0" w:color="auto"/>
+              <w:left w:val="single" w:sz="4" w:space="0" w:color="auto"/>
+              <w:bottom w:val="single" w:sz="4" w:space="0" w:color="auto"/>
+              <w:right w:val="single" w:sz="4" w:space="0" w:color="auto"/>
             </w:tcBorders>
             <w:vAlign w:val="center"/>
           </w:tcPr>
@@ -1094,7 +1084,7 @@
               <w:spacing w:after="0" w:line="240" w:lineRule="auto"/>
               <w:jc w:val="center"/>
               <w:rPr>
-                <w:rFonts w:ascii="Arial" w:hAnsi="Arial" w:eastAsia="黑体" w:cs="Arial"/>
+                <w:rFonts w:ascii="Arial" w:eastAsia="黑体" w:hAnsi="Arial" w:cs="Arial"/>
                 <w:sz w:val="20"/>
                 <w:szCs w:val="20"/>
               </w:rPr>
@@ -1112,10 +1102,10 @@
             <w:tcW w:w="2268" w:type="dxa"/>
             <w:vMerge/>
             <w:tcBorders>
-              <w:top w:val="single" w:color="auto" w:sz="4" w:space="0"/>
-              <w:left w:val="single" w:color="auto" w:sz="4" w:space="0"/>
-              <w:bottom w:val="single" w:color="auto" w:sz="4" w:space="0"/>
-              <w:right w:val="single" w:color="auto" w:sz="4" w:space="0"/>
+              <w:top w:val="single" w:sz="4" w:space="0" w:color="auto"/>
+              <w:left w:val="single" w:sz="4" w:space="0" w:color="auto"/>
+              <w:bottom w:val="single" w:sz="4" w:space="0" w:color="auto"/>
+              <w:right w:val="single" w:sz="4" w:space="0" w:color="auto"/>
             </w:tcBorders>
           </w:tcPr>
           <w:p>
@@ -1123,14 +1113,14 @@
               <w:spacing w:after="0" w:line="240" w:lineRule="auto"/>
               <w:jc w:val="center"/>
               <w:rPr>
-                <w:rFonts w:ascii="Arial" w:hAnsi="Arial" w:eastAsia="黑体" w:cs="Arial"/>
+                <w:rFonts w:ascii="Arial" w:eastAsia="黑体" w:hAnsi="Arial" w:cs="Arial"/>
                 <w:sz w:val="20"/>
                 <w:szCs w:val="20"/>
               </w:rPr>
             </w:pPr>
             <w:r>
               <w:rPr>
-                <w:rFonts w:ascii="Arial" w:hAnsi="Arial" w:eastAsia="Arial"/>
+                <w:rFonts w:ascii="Arial" w:eastAsia="Arial" w:hAnsi="Arial"/>
                 <w:sz w:val="20"/>
               </w:rPr>
               <w:t>001</w:t>
@@ -1141,24 +1131,24 @@
           <w:tcPr>
             <w:tcW w:w="2694" w:type="dxa"/>
             <w:tcBorders>
-              <w:top w:val="single" w:color="auto" w:sz="4" w:space="0"/>
-              <w:left w:val="single" w:color="auto" w:sz="4" w:space="0"/>
-              <w:bottom w:val="single" w:color="auto" w:sz="4" w:space="0"/>
-              <w:right w:val="single" w:color="auto" w:sz="4" w:space="0"/>
+              <w:top w:val="single" w:sz="4" w:space="0" w:color="auto"/>
+              <w:left w:val="single" w:sz="4" w:space="0" w:color="auto"/>
+              <w:bottom w:val="single" w:sz="4" w:space="0" w:color="auto"/>
+              <w:right w:val="single" w:sz="4" w:space="0" w:color="auto"/>
             </w:tcBorders>
           </w:tcPr>
           <w:p>
             <w:pPr>
               <w:spacing w:after="0" w:line="240" w:lineRule="auto"/>
               <w:rPr>
-                <w:rFonts w:ascii="Arial" w:hAnsi="Arial" w:eastAsia="黑体" w:cs="Arial"/>
+                <w:rFonts w:ascii="Arial" w:eastAsia="黑体" w:hAnsi="Arial" w:cs="Arial"/>
                 <w:sz w:val="20"/>
                 <w:szCs w:val="20"/>
               </w:rPr>
             </w:pPr>
             <w:r>
               <w:rPr>
-                <w:rFonts w:hint="eastAsia" w:ascii="Arial" w:hAnsi="Arial" w:eastAsia="黑体" w:cs="Arial"/>
+                <w:rFonts w:ascii="Arial" w:eastAsia="黑体" w:hAnsi="Arial" w:cs="Arial" w:hint="eastAsia"/>
                 <w:sz w:val="20"/>
                 <w:szCs w:val="20"/>
               </w:rPr>
@@ -1166,7 +1156,7 @@
             </w:r>
             <w:r>
               <w:rPr>
-                <w:rFonts w:hint="eastAsia" w:eastAsia="黑体" w:cs="Calibri"/>
+                <w:rFonts w:eastAsia="黑体" w:cs="Calibri" w:hint="eastAsia"/>
                 <w:sz w:val="20"/>
                 <w:szCs w:val="20"/>
               </w:rPr>
@@ -1174,7 +1164,7 @@
             </w:r>
             <w:r>
               <w:rPr>
-                <w:rFonts w:hint="eastAsia" w:ascii="Arial" w:hAnsi="Arial" w:eastAsia="黑体" w:cs="Arial"/>
+                <w:rFonts w:ascii="Arial" w:eastAsia="黑体" w:hAnsi="Arial" w:cs="Arial" w:hint="eastAsia"/>
                 <w:sz w:val="20"/>
                 <w:szCs w:val="20"/>
               </w:rPr>
@@ -1187,10 +1177,10 @@
             <w:tcW w:w="1984" w:type="dxa"/>
             <w:gridSpan w:val="3"/>
             <w:tcBorders>
-              <w:top w:val="single" w:color="auto" w:sz="4" w:space="0"/>
-              <w:left w:val="single" w:color="auto" w:sz="4" w:space="0"/>
-              <w:bottom w:val="single" w:color="auto" w:sz="4" w:space="0"/>
-              <w:right w:val="single" w:color="auto" w:sz="4" w:space="0"/>
+              <w:top w:val="single" w:sz="4" w:space="0" w:color="auto"/>
+              <w:left w:val="single" w:sz="4" w:space="0" w:color="auto"/>
+              <w:bottom w:val="single" w:sz="4" w:space="0" w:color="auto"/>
+              <w:right w:val="single" w:sz="4" w:space="0" w:color="auto"/>
             </w:tcBorders>
             <w:vAlign w:val="center"/>
           </w:tcPr>
@@ -1199,14 +1189,14 @@
               <w:spacing w:after="0" w:line="240" w:lineRule="auto"/>
               <w:jc w:val="center"/>
               <w:rPr>
-                <w:rFonts w:ascii="Arial" w:hAnsi="Arial" w:eastAsia="黑体" w:cs="Arial"/>
+                <w:rFonts w:ascii="Arial" w:eastAsia="黑体" w:hAnsi="Arial" w:cs="Arial"/>
                 <w:sz w:val="20"/>
                 <w:szCs w:val="20"/>
               </w:rPr>
             </w:pPr>
             <w:r>
               <w:rPr>
-                <w:rFonts w:ascii="Arial" w:hAnsi="Arial" w:eastAsia="Arial"/>
+                <w:rFonts w:ascii="Arial" w:eastAsia="Arial" w:hAnsi="Arial"/>
                 <w:sz w:val="20"/>
               </w:rPr>
               <w:t>154.3</w:t>
@@ -1218,10 +1208,10 @@
             <w:tcW w:w="1843" w:type="dxa"/>
             <w:gridSpan w:val="2"/>
             <w:tcBorders>
-              <w:top w:val="single" w:color="auto" w:sz="4" w:space="0"/>
-              <w:left w:val="single" w:color="auto" w:sz="4" w:space="0"/>
-              <w:bottom w:val="single" w:color="auto" w:sz="4" w:space="0"/>
-              <w:right w:val="single" w:color="auto" w:sz="4" w:space="0"/>
+              <w:top w:val="single" w:sz="4" w:space="0" w:color="auto"/>
+              <w:left w:val="single" w:sz="4" w:space="0" w:color="auto"/>
+              <w:bottom w:val="single" w:sz="4" w:space="0" w:color="auto"/>
+              <w:right w:val="single" w:sz="4" w:space="0" w:color="auto"/>
             </w:tcBorders>
             <w:vAlign w:val="center"/>
           </w:tcPr>
@@ -1230,14 +1220,14 @@
               <w:spacing w:after="0" w:line="240" w:lineRule="auto"/>
               <w:jc w:val="center"/>
               <w:rPr>
-                <w:rFonts w:ascii="Arial" w:hAnsi="Arial" w:eastAsia="黑体" w:cs="Arial"/>
+                <w:rFonts w:ascii="Arial" w:eastAsia="黑体" w:hAnsi="Arial" w:cs="Arial"/>
                 <w:sz w:val="20"/>
                 <w:szCs w:val="20"/>
               </w:rPr>
             </w:pPr>
             <w:r>
               <w:rPr>
-                <w:rFonts w:ascii="Arial" w:hAnsi="Arial" w:eastAsia="Arial"/>
+                <w:rFonts w:ascii="Arial" w:eastAsia="Arial" w:hAnsi="Arial"/>
                 <w:sz w:val="20"/>
               </w:rPr>
               <w:t>≤ 300</w:t>
@@ -1248,10 +1238,10 @@
           <w:tcPr>
             <w:tcW w:w="1701" w:type="dxa"/>
             <w:tcBorders>
-              <w:top w:val="single" w:color="auto" w:sz="4" w:space="0"/>
-              <w:left w:val="single" w:color="auto" w:sz="4" w:space="0"/>
-              <w:bottom w:val="single" w:color="auto" w:sz="4" w:space="0"/>
-              <w:right w:val="single" w:color="auto" w:sz="4" w:space="0"/>
+              <w:top w:val="single" w:sz="4" w:space="0" w:color="auto"/>
+              <w:left w:val="single" w:sz="4" w:space="0" w:color="auto"/>
+              <w:bottom w:val="single" w:sz="4" w:space="0" w:color="auto"/>
+              <w:right w:val="single" w:sz="4" w:space="0" w:color="auto"/>
             </w:tcBorders>
             <w:vAlign w:val="center"/>
           </w:tcPr>
@@ -1260,14 +1250,14 @@
               <w:spacing w:after="0" w:line="240" w:lineRule="auto"/>
               <w:jc w:val="center"/>
               <w:rPr>
-                <w:rFonts w:ascii="Arial" w:hAnsi="Arial" w:eastAsia="黑体" w:cs="Arial"/>
+                <w:rFonts w:ascii="Arial" w:eastAsia="黑体" w:hAnsi="Arial" w:cs="Arial"/>
                 <w:sz w:val="20"/>
                 <w:szCs w:val="20"/>
               </w:rPr>
             </w:pPr>
             <w:r>
               <w:rPr>
-                <w:rFonts w:ascii="Arial" w:hAnsi="Arial" w:eastAsia="Arial"/>
+                <w:rFonts w:ascii="Arial" w:eastAsia="Arial" w:hAnsi="Arial"/>
                 <w:sz w:val="20"/>
               </w:rPr>
               <w:t>PASS</w:t>
@@ -1285,10 +1275,10 @@
             <w:tcW w:w="2268" w:type="dxa"/>
             <w:vMerge/>
             <w:tcBorders>
-              <w:top w:val="single" w:color="auto" w:sz="4" w:space="0"/>
-              <w:left w:val="single" w:color="auto" w:sz="4" w:space="0"/>
-              <w:bottom w:val="single" w:color="auto" w:sz="4" w:space="0"/>
-              <w:right w:val="single" w:color="auto" w:sz="4" w:space="0"/>
+              <w:top w:val="single" w:sz="4" w:space="0" w:color="auto"/>
+              <w:left w:val="single" w:sz="4" w:space="0" w:color="auto"/>
+              <w:bottom w:val="single" w:sz="4" w:space="0" w:color="auto"/>
+              <w:right w:val="single" w:sz="4" w:space="0" w:color="auto"/>
             </w:tcBorders>
           </w:tcPr>
           <w:p>
@@ -1296,14 +1286,14 @@
               <w:spacing w:after="0" w:line="240" w:lineRule="auto"/>
               <w:jc w:val="center"/>
               <w:rPr>
-                <w:rFonts w:ascii="Arial" w:hAnsi="Arial" w:eastAsia="黑体" w:cs="Arial"/>
+                <w:rFonts w:ascii="Arial" w:eastAsia="黑体" w:hAnsi="Arial" w:cs="Arial"/>
                 <w:sz w:val="20"/>
                 <w:szCs w:val="20"/>
               </w:rPr>
             </w:pPr>
             <w:r>
               <w:rPr>
-                <w:rFonts w:ascii="Arial" w:hAnsi="Arial" w:eastAsia="Arial"/>
+                <w:rFonts w:ascii="Arial" w:eastAsia="Arial" w:hAnsi="Arial"/>
                 <w:sz w:val="20"/>
               </w:rPr>
               <w:t>001</w:t>
@@ -1314,24 +1304,24 @@
           <w:tcPr>
             <w:tcW w:w="2694" w:type="dxa"/>
             <w:tcBorders>
-              <w:top w:val="single" w:color="auto" w:sz="4" w:space="0"/>
-              <w:left w:val="single" w:color="auto" w:sz="4" w:space="0"/>
-              <w:bottom w:val="single" w:color="auto" w:sz="4" w:space="0"/>
-              <w:right w:val="single" w:color="auto" w:sz="4" w:space="0"/>
+              <w:top w:val="single" w:sz="4" w:space="0" w:color="auto"/>
+              <w:left w:val="single" w:sz="4" w:space="0" w:color="auto"/>
+              <w:bottom w:val="single" w:sz="4" w:space="0" w:color="auto"/>
+              <w:right w:val="single" w:sz="4" w:space="0" w:color="auto"/>
             </w:tcBorders>
           </w:tcPr>
           <w:p>
             <w:pPr>
               <w:spacing w:after="0" w:line="240" w:lineRule="auto"/>
               <w:rPr>
-                <w:rFonts w:ascii="Arial" w:hAnsi="Arial" w:eastAsia="黑体" w:cs="Arial"/>
+                <w:rFonts w:ascii="Arial" w:eastAsia="黑体" w:hAnsi="Arial" w:cs="Arial"/>
                 <w:sz w:val="20"/>
                 <w:szCs w:val="20"/>
               </w:rPr>
             </w:pPr>
             <w:r>
               <w:rPr>
-                <w:rFonts w:hint="eastAsia" w:ascii="Arial" w:hAnsi="Arial" w:eastAsia="黑体" w:cs="Arial"/>
+                <w:rFonts w:ascii="Arial" w:eastAsia="黑体" w:hAnsi="Arial" w:cs="Arial" w:hint="eastAsia"/>
                 <w:sz w:val="20"/>
                 <w:szCs w:val="20"/>
               </w:rPr>
@@ -1344,10 +1334,10 @@
             <w:tcW w:w="1984" w:type="dxa"/>
             <w:gridSpan w:val="3"/>
             <w:tcBorders>
-              <w:top w:val="single" w:color="auto" w:sz="4" w:space="0"/>
-              <w:left w:val="single" w:color="auto" w:sz="4" w:space="0"/>
-              <w:bottom w:val="single" w:color="auto" w:sz="4" w:space="0"/>
-              <w:right w:val="single" w:color="auto" w:sz="4" w:space="0"/>
+              <w:top w:val="single" w:sz="4" w:space="0" w:color="auto"/>
+              <w:left w:val="single" w:sz="4" w:space="0" w:color="auto"/>
+              <w:bottom w:val="single" w:sz="4" w:space="0" w:color="auto"/>
+              <w:right w:val="single" w:sz="4" w:space="0" w:color="auto"/>
             </w:tcBorders>
             <w:vAlign w:val="center"/>
           </w:tcPr>
@@ -1356,7 +1346,7 @@
               <w:spacing w:after="0" w:line="240" w:lineRule="auto"/>
               <w:jc w:val="center"/>
               <w:rPr>
-                <w:rFonts w:ascii="Arial" w:hAnsi="Arial" w:eastAsia="黑体" w:cs="Arial"/>
+                <w:rFonts w:ascii="Arial" w:eastAsia="黑体" w:hAnsi="Arial" w:cs="Arial"/>
                 <w:sz w:val="20"/>
                 <w:szCs w:val="20"/>
               </w:rPr>
@@ -1368,10 +1358,10 @@
             <w:tcW w:w="1843" w:type="dxa"/>
             <w:gridSpan w:val="2"/>
             <w:tcBorders>
-              <w:top w:val="single" w:color="auto" w:sz="4" w:space="0"/>
-              <w:left w:val="single" w:color="auto" w:sz="4" w:space="0"/>
-              <w:bottom w:val="single" w:color="auto" w:sz="4" w:space="0"/>
-              <w:right w:val="single" w:color="auto" w:sz="4" w:space="0"/>
+              <w:top w:val="single" w:sz="4" w:space="0" w:color="auto"/>
+              <w:left w:val="single" w:sz="4" w:space="0" w:color="auto"/>
+              <w:bottom w:val="single" w:sz="4" w:space="0" w:color="auto"/>
+              <w:right w:val="single" w:sz="4" w:space="0" w:color="auto"/>
             </w:tcBorders>
             <w:vAlign w:val="center"/>
           </w:tcPr>
@@ -1380,7 +1370,7 @@
               <w:spacing w:after="0" w:line="240" w:lineRule="auto"/>
               <w:jc w:val="center"/>
               <w:rPr>
-                <w:rFonts w:ascii="Arial" w:hAnsi="Arial" w:eastAsia="黑体" w:cs="Arial"/>
+                <w:rFonts w:ascii="Arial" w:eastAsia="黑体" w:hAnsi="Arial" w:cs="Arial"/>
                 <w:sz w:val="20"/>
                 <w:szCs w:val="20"/>
               </w:rPr>
@@ -1391,10 +1381,10 @@
           <w:tcPr>
             <w:tcW w:w="1701" w:type="dxa"/>
             <w:tcBorders>
-              <w:top w:val="single" w:color="auto" w:sz="4" w:space="0"/>
-              <w:left w:val="single" w:color="auto" w:sz="4" w:space="0"/>
-              <w:bottom w:val="single" w:color="auto" w:sz="4" w:space="0"/>
-              <w:right w:val="single" w:color="auto" w:sz="4" w:space="0"/>
+              <w:top w:val="single" w:sz="4" w:space="0" w:color="auto"/>
+              <w:left w:val="single" w:sz="4" w:space="0" w:color="auto"/>
+              <w:bottom w:val="single" w:sz="4" w:space="0" w:color="auto"/>
+              <w:right w:val="single" w:sz="4" w:space="0" w:color="auto"/>
             </w:tcBorders>
             <w:vAlign w:val="center"/>
           </w:tcPr>
@@ -1403,7 +1393,7 @@
               <w:spacing w:after="0" w:line="240" w:lineRule="auto"/>
               <w:jc w:val="center"/>
               <w:rPr>
-                <w:rFonts w:ascii="Arial" w:hAnsi="Arial" w:eastAsia="黑体" w:cs="Arial"/>
+                <w:rFonts w:ascii="Arial" w:eastAsia="黑体" w:hAnsi="Arial" w:cs="Arial"/>
                 <w:sz w:val="20"/>
                 <w:szCs w:val="20"/>
               </w:rPr>
@@ -1426,7 +1416,7 @@
               <w:spacing w:after="0" w:line="240" w:lineRule="auto"/>
               <w:jc w:val="right"/>
               <w:rPr>
-                <w:rFonts w:ascii="Arial" w:hAnsi="Arial" w:eastAsia="黑体" w:cs="Arial"/>
+                <w:rFonts w:ascii="Arial" w:eastAsia="黑体" w:hAnsi="Arial" w:cs="Arial"/>
                 <w:b/>
                 <w:bCs/>
                 <w:color w:val="538135" w:themeColor="accent6" w:themeShade="BF"/>
@@ -1444,7 +1434,7 @@
             <w:pPr>
               <w:spacing w:after="0" w:line="240" w:lineRule="auto"/>
               <w:rPr>
-                <w:rFonts w:ascii="Arial" w:hAnsi="Arial" w:eastAsia="黑体" w:cs="Arial"/>
+                <w:rFonts w:ascii="Arial" w:eastAsia="黑体" w:hAnsi="Arial" w:cs="Arial"/>
                 <w:sz w:val="13"/>
                 <w:szCs w:val="13"/>
               </w:rPr>
@@ -1465,12 +1455,12 @@
             <w:pPr>
               <w:spacing w:after="0" w:line="240" w:lineRule="auto"/>
               <w:rPr>
-                <w:rFonts w:hint="eastAsia" w:ascii="Arial" w:hAnsi="Arial" w:eastAsia="黑体" w:cs="Arial"/>
+                <w:rFonts w:ascii="Arial" w:eastAsia="黑体" w:hAnsi="Arial" w:cs="Arial"/>
               </w:rPr>
             </w:pPr>
             <w:r>
               <w:rPr>
-                <w:rFonts w:hint="eastAsia" w:ascii="Arial" w:hAnsi="Arial" w:eastAsia="黑体" w:cs="Arial"/>
+                <w:rFonts w:ascii="Arial" w:eastAsia="黑体" w:hAnsi="Arial" w:cs="Arial" w:hint="eastAsia"/>
               </w:rPr>
               <w:t>Remark:</w:t>
             </w:r>
@@ -1486,7 +1476,7 @@
             <w:pPr>
               <w:spacing w:after="0" w:line="240" w:lineRule="auto"/>
               <w:rPr>
-                <w:rFonts w:ascii="Arial" w:hAnsi="Arial" w:eastAsia="黑体" w:cs="Arial"/>
+                <w:rFonts w:ascii="Arial" w:eastAsia="黑体" w:hAnsi="Arial" w:cs="Arial"/>
                 <w:sz w:val="13"/>
                 <w:szCs w:val="13"/>
               </w:rPr>
@@ -1499,7 +1489,7 @@
       <w:pPr>
         <w:spacing w:after="0" w:line="240" w:lineRule="auto"/>
         <w:rPr>
-          <w:rFonts w:ascii="Arial" w:hAnsi="Arial" w:eastAsia="黑体" w:cs="Arial"/>
+          <w:rFonts w:ascii="Arial" w:eastAsia="黑体" w:hAnsi="Arial" w:cs="Arial"/>
           <w:sz w:val="18"/>
           <w:szCs w:val="18"/>
         </w:rPr>
@@ -1530,7 +1520,7 @@
               <w:spacing w:after="0" w:line="240" w:lineRule="auto"/>
               <w:jc w:val="center"/>
               <w:rPr>
-                <w:rFonts w:ascii="Arial" w:hAnsi="Arial" w:eastAsia="黑体" w:cs="Arial"/>
+                <w:rFonts w:ascii="Arial" w:eastAsia="黑体" w:hAnsi="Arial" w:cs="Arial"/>
                 <w:color w:val="538135" w:themeColor="accent6" w:themeShade="BF"/>
                 <w:sz w:val="16"/>
                 <w:szCs w:val="16"/>
@@ -1538,7 +1528,7 @@
             </w:pPr>
             <w:r>
               <w:rPr>
-                <w:rFonts w:hint="eastAsia" w:ascii="Arial" w:hAnsi="Arial" w:eastAsia="黑体" w:cs="Arial"/>
+                <w:rFonts w:ascii="Arial" w:eastAsia="黑体" w:hAnsi="Arial" w:cs="Arial" w:hint="eastAsia"/>
                 <w:color w:val="538135" w:themeColor="accent6" w:themeShade="BF"/>
                 <w:sz w:val="16"/>
                 <w:szCs w:val="16"/>
@@ -1553,7 +1543,7 @@
       <w:pPr>
         <w:spacing w:after="0" w:line="240" w:lineRule="auto"/>
         <w:rPr>
-          <w:rFonts w:ascii="Arial" w:hAnsi="Arial" w:eastAsia="黑体" w:cs="Arial"/>
+          <w:rFonts w:ascii="Arial" w:eastAsia="黑体" w:hAnsi="Arial" w:cs="Arial"/>
           <w:sz w:val="18"/>
           <w:szCs w:val="18"/>
         </w:rPr>
@@ -1591,14 +1581,14 @@
             <w:pPr>
               <w:spacing w:after="0" w:line="240" w:lineRule="auto"/>
               <w:rPr>
-                <w:rFonts w:ascii="Arial" w:hAnsi="Arial" w:eastAsia="黑体" w:cs="Arial"/>
+                <w:rFonts w:ascii="Arial" w:eastAsia="黑体" w:hAnsi="Arial" w:cs="Arial"/>
                 <w:sz w:val="13"/>
                 <w:szCs w:val="13"/>
               </w:rPr>
             </w:pPr>
             <w:r>
               <w:rPr>
-                <w:rFonts w:hint="eastAsia" w:ascii="Arial" w:hAnsi="Arial" w:eastAsia="黑体" w:cs="Arial"/>
+                <w:rFonts w:ascii="Arial" w:eastAsia="黑体" w:hAnsi="Arial" w:cs="Arial" w:hint="eastAsia"/>
                 <w:b/>
                 <w:bCs/>
                 <w:color w:val="538135" w:themeColor="accent6" w:themeShade="BF"/>
@@ -1618,7 +1608,7 @@
             <w:pPr>
               <w:spacing w:after="0" w:line="240" w:lineRule="auto"/>
               <w:rPr>
-                <w:rFonts w:ascii="Arial" w:hAnsi="Arial" w:eastAsia="黑体" w:cs="Arial"/>
+                <w:rFonts w:ascii="Arial" w:eastAsia="黑体" w:hAnsi="Arial" w:cs="Arial"/>
                 <w:sz w:val="13"/>
                 <w:szCs w:val="13"/>
               </w:rPr>
@@ -1640,7 +1630,7 @@
             <w:pPr>
               <w:spacing w:after="0" w:line="240" w:lineRule="auto"/>
               <w:rPr>
-                <w:rFonts w:ascii="Arial" w:hAnsi="Arial" w:eastAsia="黑体" w:cs="Arial"/>
+                <w:rFonts w:ascii="Arial" w:eastAsia="黑体" w:hAnsi="Arial" w:cs="Arial"/>
                 <w:b/>
                 <w:bCs/>
                 <w:color w:val="538135" w:themeColor="accent6" w:themeShade="BF"/>
@@ -1677,7 +1667,7 @@
             </w:pPr>
             <w:r>
               <w:rPr>
-                <w:rFonts w:hint="eastAsia" w:ascii="Arial" w:hAnsi="Arial" w:cs="Arial"/>
+                <w:rFonts w:ascii="Arial" w:hAnsi="Arial" w:cs="Arial" w:hint="eastAsia"/>
                 <w:b/>
                 <w:bCs/>
                 <w:i/>
@@ -1908,7 +1898,7 @@
             </w:pPr>
             <w:r>
               <w:rPr>
-                <w:rFonts w:hint="eastAsia" w:ascii="Arial" w:hAnsi="Arial" w:cs="Arial"/>
+                <w:rFonts w:ascii="Arial" w:hAnsi="Arial" w:cs="Arial" w:hint="eastAsia"/>
                 <w:sz w:val="18"/>
                 <w:szCs w:val="18"/>
               </w:rPr>
@@ -1933,8 +1923,7 @@
             </w:pPr>
             <w:r>
               <w:rPr>
-                <w:rFonts w:ascii="Arial" w:hAnsi="Arial" w:eastAsia="Arial"/>
-                <w:i w:val="false"/>
+                <w:rFonts w:ascii="Arial" w:eastAsia="Arial" w:hAnsi="Arial"/>
                 <w:sz w:val="15"/>
               </w:rPr>
               <w:t>1.4010 × 1.0g/cm³ / (1.4010 - 0.9380)</w:t>
@@ -1957,8 +1946,7 @@
             </w:pPr>
             <w:r>
               <w:rPr>
-                <w:rFonts w:ascii="Arial" w:hAnsi="Arial" w:eastAsia="Arial"/>
-                <w:i w:val="false"/>
+                <w:rFonts w:ascii="Arial" w:eastAsia="Arial" w:hAnsi="Arial"/>
                 <w:sz w:val="15"/>
               </w:rPr>
               <w:t>3.0259</w:t>
@@ -1981,7 +1969,7 @@
             </w:pPr>
             <w:r>
               <w:rPr>
-                <w:rFonts w:hint="eastAsia" w:ascii="Arial" w:hAnsi="Arial" w:cs="Arial"/>
+                <w:rFonts w:ascii="Arial" w:hAnsi="Arial" w:cs="Arial" w:hint="eastAsia"/>
                 <w:sz w:val="18"/>
                 <w:szCs w:val="18"/>
               </w:rPr>
@@ -1989,7 +1977,7 @@
             </w:r>
             <w:r>
               <w:rPr>
-                <w:rFonts w:hint="eastAsia" w:ascii="Arial" w:hAnsi="Arial" w:cs="Arial"/>
+                <w:rFonts w:ascii="Arial" w:hAnsi="Arial" w:cs="Arial" w:hint="eastAsia"/>
                 <w:sz w:val="18"/>
                 <w:szCs w:val="18"/>
               </w:rPr>
@@ -1997,7 +1985,7 @@
             </w:r>
             <w:r>
               <w:rPr>
-                <w:rFonts w:hint="eastAsia" w:ascii="Arial" w:hAnsi="Arial" w:cs="Arial"/>
+                <w:rFonts w:ascii="Arial" w:hAnsi="Arial" w:cs="Arial" w:hint="eastAsia"/>
                 <w:sz w:val="18"/>
                 <w:szCs w:val="18"/>
               </w:rPr>
@@ -2005,7 +1993,7 @@
             </w:r>
             <w:r>
               <w:rPr>
-                <w:rFonts w:hint="eastAsia" w:ascii="Arial" w:hAnsi="Arial" w:cs="Arial"/>
+                <w:rFonts w:ascii="Arial" w:hAnsi="Arial" w:cs="Arial" w:hint="eastAsia"/>
                 <w:sz w:val="18"/>
                 <w:szCs w:val="18"/>
               </w:rPr>
@@ -2050,7 +2038,7 @@
             </w:pPr>
             <w:r>
               <w:rPr>
-                <w:rFonts w:hint="eastAsia" w:ascii="Arial" w:hAnsi="Arial" w:cs="Arial"/>
+                <w:rFonts w:ascii="Arial" w:hAnsi="Arial" w:cs="Arial" w:hint="eastAsia"/>
                 <w:sz w:val="18"/>
                 <w:szCs w:val="18"/>
               </w:rPr>
@@ -2075,8 +2063,7 @@
             </w:pPr>
             <w:r>
               <w:rPr>
-                <w:rFonts w:ascii="Arial" w:hAnsi="Arial" w:eastAsia="Arial"/>
-                <w:i w:val="false"/>
+                <w:rFonts w:ascii="Arial" w:eastAsia="Arial" w:hAnsi="Arial"/>
                 <w:sz w:val="15"/>
               </w:rPr>
               <w:t>1.4060 × 1.0g/cm³ / (1.4060 - 0.9340)</w:t>
@@ -2099,8 +2086,7 @@
             </w:pPr>
             <w:r>
               <w:rPr>
-                <w:rFonts w:ascii="Arial" w:hAnsi="Arial" w:eastAsia="Arial"/>
-                <w:i w:val="false"/>
+                <w:rFonts w:ascii="Arial" w:eastAsia="Arial" w:hAnsi="Arial"/>
                 <w:sz w:val="15"/>
               </w:rPr>
               <w:t>2.9788</w:t>
@@ -2123,7 +2109,7 @@
             </w:pPr>
             <w:r>
               <w:rPr>
-                <w:rFonts w:hint="eastAsia" w:ascii="Arial" w:hAnsi="Arial" w:cs="Arial"/>
+                <w:rFonts w:ascii="Arial" w:hAnsi="Arial" w:cs="Arial" w:hint="eastAsia"/>
                 <w:sz w:val="18"/>
                 <w:szCs w:val="18"/>
               </w:rPr>
@@ -2131,7 +2117,7 @@
             </w:r>
             <w:r>
               <w:rPr>
-                <w:rFonts w:hint="eastAsia" w:ascii="Arial" w:hAnsi="Arial" w:cs="Arial"/>
+                <w:rFonts w:ascii="Arial" w:hAnsi="Arial" w:cs="Arial" w:hint="eastAsia"/>
                 <w:sz w:val="18"/>
                 <w:szCs w:val="18"/>
               </w:rPr>
@@ -2139,7 +2125,7 @@
             </w:r>
             <w:r>
               <w:rPr>
-                <w:rFonts w:hint="eastAsia" w:ascii="Arial" w:hAnsi="Arial" w:cs="Arial"/>
+                <w:rFonts w:ascii="Arial" w:hAnsi="Arial" w:cs="Arial" w:hint="eastAsia"/>
                 <w:sz w:val="18"/>
                 <w:szCs w:val="18"/>
               </w:rPr>
@@ -2147,7 +2133,7 @@
             </w:r>
             <w:r>
               <w:rPr>
-                <w:rFonts w:hint="eastAsia" w:ascii="Arial" w:hAnsi="Arial" w:cs="Arial"/>
+                <w:rFonts w:ascii="Arial" w:hAnsi="Arial" w:cs="Arial" w:hint="eastAsia"/>
                 <w:sz w:val="18"/>
                 <w:szCs w:val="18"/>
               </w:rPr>
@@ -2192,7 +2178,7 @@
             </w:pPr>
             <w:r>
               <w:rPr>
-                <w:rFonts w:hint="eastAsia" w:ascii="Arial" w:hAnsi="Arial" w:cs="Arial"/>
+                <w:rFonts w:ascii="Arial" w:hAnsi="Arial" w:cs="Arial" w:hint="eastAsia"/>
                 <w:sz w:val="18"/>
                 <w:szCs w:val="18"/>
               </w:rPr>
@@ -2233,8 +2219,7 @@
             </w:pPr>
             <w:r>
               <w:rPr>
-                <w:rFonts w:ascii="Arial" w:hAnsi="Arial" w:eastAsia="Arial"/>
-                <w:i w:val="false"/>
+                <w:rFonts w:ascii="Arial" w:eastAsia="Arial" w:hAnsi="Arial"/>
                 <w:sz w:val="15"/>
               </w:rPr>
               <w:t>3.00</w:t>
@@ -2257,7 +2242,7 @@
             </w:pPr>
             <w:r>
               <w:rPr>
-                <w:rFonts w:hint="eastAsia" w:ascii="Arial" w:hAnsi="Arial" w:cs="Arial"/>
+                <w:rFonts w:ascii="Arial" w:hAnsi="Arial" w:cs="Arial" w:hint="eastAsia"/>
                 <w:sz w:val="18"/>
                 <w:szCs w:val="18"/>
               </w:rPr>
@@ -2265,7 +2250,7 @@
             </w:r>
             <w:r>
               <w:rPr>
-                <w:rFonts w:hint="eastAsia" w:ascii="Arial" w:hAnsi="Arial" w:cs="Arial"/>
+                <w:rFonts w:ascii="Arial" w:hAnsi="Arial" w:cs="Arial" w:hint="eastAsia"/>
                 <w:sz w:val="18"/>
                 <w:szCs w:val="18"/>
               </w:rPr>
@@ -2273,7 +2258,7 @@
             </w:r>
             <w:r>
               <w:rPr>
-                <w:rFonts w:hint="eastAsia" w:ascii="Arial" w:hAnsi="Arial" w:cs="Arial"/>
+                <w:rFonts w:ascii="Arial" w:hAnsi="Arial" w:cs="Arial" w:hint="eastAsia"/>
                 <w:sz w:val="18"/>
                 <w:szCs w:val="18"/>
               </w:rPr>
@@ -2281,7 +2266,7 @@
             </w:r>
             <w:r>
               <w:rPr>
-                <w:rFonts w:hint="eastAsia" w:ascii="Arial" w:hAnsi="Arial" w:cs="Arial"/>
+                <w:rFonts w:ascii="Arial" w:hAnsi="Arial" w:cs="Arial" w:hint="eastAsia"/>
                 <w:sz w:val="18"/>
                 <w:szCs w:val="18"/>
               </w:rPr>
@@ -2402,7 +2387,7 @@
             </w:pPr>
             <w:r>
               <w:rPr>
-                <w:rFonts w:hint="eastAsia" w:ascii="Arial" w:hAnsi="Arial" w:cs="Arial"/>
+                <w:rFonts w:ascii="Arial" w:hAnsi="Arial" w:cs="Arial" w:hint="eastAsia"/>
                 <w:b/>
                 <w:bCs/>
                 <w:i/>
@@ -2436,8 +2421,7 @@
             </w:pPr>
             <w:r>
               <w:rPr>
-                <w:rFonts w:ascii="Arial" w:hAnsi="Arial" w:eastAsia="Arial"/>
-                <w:i w:val="false"/>
+                <w:rFonts w:ascii="Arial" w:eastAsia="Arial" w:hAnsi="Arial"/>
                 <w:sz w:val="15"/>
               </w:rPr>
               <w:t>full</w:t>
@@ -2465,7 +2449,7 @@
             </w:pPr>
             <w:r>
               <w:rPr>
-                <w:rFonts w:hint="eastAsia" w:ascii="Arial" w:hAnsi="Arial" w:cs="Arial"/>
+                <w:rFonts w:ascii="Arial" w:hAnsi="Arial" w:cs="Arial" w:hint="eastAsia"/>
                 <w:b/>
                 <w:bCs/>
                 <w:i/>
@@ -2516,7 +2500,7 @@
             </w:pPr>
             <w:r>
               <w:rPr>
-                <w:rFonts w:hint="eastAsia" w:ascii="Arial" w:hAnsi="Arial" w:cs="Arial"/>
+                <w:rFonts w:ascii="Arial" w:hAnsi="Arial" w:cs="Arial" w:hint="eastAsia"/>
                 <w:sz w:val="18"/>
                 <w:szCs w:val="18"/>
               </w:rPr>
@@ -2539,8 +2523,7 @@
             </w:pPr>
             <w:r>
               <w:rPr>
-                <w:rFonts w:ascii="Arial" w:hAnsi="Arial" w:eastAsia="Arial"/>
-                <w:i w:val="false"/>
+                <w:rFonts w:ascii="Arial" w:eastAsia="Arial" w:hAnsi="Arial"/>
                 <w:sz w:val="15"/>
               </w:rPr>
               <w:t>1000 × (2.3410 - 1.8790) × 400mg / [3.00 × (200.0000 + 201.0000)]</w:t>
@@ -2561,8 +2544,7 @@
             </w:pPr>
             <w:r>
               <w:rPr>
-                <w:rFonts w:ascii="Arial" w:hAnsi="Arial" w:eastAsia="Arial"/>
-                <w:i w:val="false"/>
+                <w:rFonts w:ascii="Arial" w:eastAsia="Arial" w:hAnsi="Arial"/>
                 <w:sz w:val="15"/>
               </w:rPr>
               <w:t>153.616</w:t>
@@ -2583,7 +2565,7 @@
             </w:pPr>
             <w:r>
               <w:rPr>
-                <w:rFonts w:hint="eastAsia" w:ascii="Arial" w:hAnsi="Arial" w:cs="Arial"/>
+                <w:rFonts w:ascii="Arial" w:hAnsi="Arial" w:cs="Arial" w:hint="eastAsia"/>
                 <w:sz w:val="18"/>
                 <w:szCs w:val="18"/>
               </w:rPr>
@@ -2591,7 +2573,7 @@
             </w:r>
             <w:r>
               <w:rPr>
-                <w:rFonts w:hint="eastAsia" w:ascii="Arial" w:hAnsi="Arial" w:cs="Arial"/>
+                <w:rFonts w:ascii="Arial" w:hAnsi="Arial" w:cs="Arial" w:hint="eastAsia"/>
                 <w:sz w:val="18"/>
                 <w:szCs w:val="18"/>
               </w:rPr>
@@ -2648,7 +2630,7 @@
                   <m:sub>
                     <m:r>
                       <w:rPr>
-                        <w:rFonts w:hint="eastAsia" w:ascii="Cambria Math" w:hAnsi="Cambria Math" w:cs="Arial"/>
+                        <w:rFonts w:ascii="Cambria Math" w:hAnsi="Cambria Math" w:cs="Arial" w:hint="eastAsia"/>
                         <w:sz w:val="20"/>
                         <w:szCs w:val="20"/>
                       </w:rPr>
@@ -2700,7 +2682,7 @@
                       <m:sub>
                         <m:r>
                           <w:rPr>
-                            <w:rFonts w:hint="eastAsia" w:ascii="Cambria Math" w:hAnsi="Cambria Math" w:cs="Arial"/>
+                            <w:rFonts w:ascii="Cambria Math" w:hAnsi="Cambria Math" w:cs="Arial" w:hint="eastAsia"/>
                             <w:sz w:val="20"/>
                             <w:szCs w:val="20"/>
                           </w:rPr>
@@ -2730,7 +2712,7 @@
                         </m:r>
                         <m:r>
                           <w:rPr>
-                            <w:rFonts w:hint="eastAsia" w:ascii="Cambria Math" w:hAnsi="Cambria Math" w:cs="Arial"/>
+                            <w:rFonts w:ascii="Cambria Math" w:hAnsi="Cambria Math" w:cs="Arial" w:hint="eastAsia"/>
                             <w:sz w:val="20"/>
                             <w:szCs w:val="20"/>
                           </w:rPr>
@@ -2740,7 +2722,7 @@
                       <m:sub>
                         <m:r>
                           <w:rPr>
-                            <w:rFonts w:hint="eastAsia" w:ascii="Cambria Math" w:hAnsi="Cambria Math" w:cs="Arial"/>
+                            <w:rFonts w:ascii="Cambria Math" w:hAnsi="Cambria Math" w:cs="Arial" w:hint="eastAsia"/>
                             <w:sz w:val="20"/>
                             <w:szCs w:val="20"/>
                           </w:rPr>
@@ -2850,7 +2832,7 @@
             </w:pPr>
             <w:r>
               <w:rPr>
-                <w:rFonts w:hint="eastAsia" w:ascii="Arial" w:hAnsi="Arial" w:cs="Arial"/>
+                <w:rFonts w:ascii="Arial" w:hAnsi="Arial" w:cs="Arial" w:hint="eastAsia"/>
                 <w:sz w:val="18"/>
                 <w:szCs w:val="18"/>
               </w:rPr>
@@ -2875,8 +2857,7 @@
             </w:pPr>
             <w:r>
               <w:rPr>
-                <w:rFonts w:ascii="Arial" w:hAnsi="Arial" w:eastAsia="Arial"/>
-                <w:i w:val="false"/>
+                <w:rFonts w:ascii="Arial" w:eastAsia="Arial" w:hAnsi="Arial"/>
                 <w:sz w:val="15"/>
               </w:rPr>
               <w:t>1000 × (2.3480 - 1.8820) × 400mg / [3.00 × (200.0000 + 201.0000)]</w:t>
@@ -2897,8 +2878,7 @@
             </w:pPr>
             <w:r>
               <w:rPr>
-                <w:rFonts w:ascii="Arial" w:hAnsi="Arial" w:eastAsia="Arial"/>
-                <w:i w:val="false"/>
+                <w:rFonts w:ascii="Arial" w:eastAsia="Arial" w:hAnsi="Arial"/>
                 <w:sz w:val="15"/>
               </w:rPr>
               <w:t>154.946</w:t>
@@ -2919,7 +2899,7 @@
             </w:pPr>
             <w:r>
               <w:rPr>
-                <w:rFonts w:hint="eastAsia" w:ascii="Arial" w:hAnsi="Arial" w:cs="Arial"/>
+                <w:rFonts w:ascii="Arial" w:hAnsi="Arial" w:cs="Arial" w:hint="eastAsia"/>
                 <w:sz w:val="18"/>
                 <w:szCs w:val="18"/>
               </w:rPr>
@@ -2927,7 +2907,7 @@
             </w:r>
             <w:r>
               <w:rPr>
-                <w:rFonts w:hint="eastAsia" w:ascii="Arial" w:hAnsi="Arial" w:cs="Arial"/>
+                <w:rFonts w:ascii="Arial" w:hAnsi="Arial" w:cs="Arial" w:hint="eastAsia"/>
                 <w:sz w:val="18"/>
                 <w:szCs w:val="18"/>
               </w:rPr>
@@ -2972,7 +2952,7 @@
             </w:pPr>
             <w:r>
               <w:rPr>
-                <w:rFonts w:hint="eastAsia" w:ascii="Arial" w:hAnsi="Arial" w:cs="Arial"/>
+                <w:rFonts w:ascii="Arial" w:hAnsi="Arial" w:cs="Arial" w:hint="eastAsia"/>
                 <w:sz w:val="18"/>
                 <w:szCs w:val="18"/>
               </w:rPr>
@@ -3023,7 +3003,7 @@
             </w:pPr>
             <w:r>
               <w:rPr>
-                <w:rFonts w:hint="eastAsia" w:ascii="Arial" w:hAnsi="Arial" w:cs="Arial"/>
+                <w:rFonts w:ascii="Arial" w:hAnsi="Arial" w:cs="Arial" w:hint="eastAsia"/>
                 <w:sz w:val="18"/>
                 <w:szCs w:val="18"/>
               </w:rPr>
@@ -3031,7 +3011,7 @@
             </w:r>
             <w:r>
               <w:rPr>
-                <w:rFonts w:hint="eastAsia" w:ascii="Arial" w:hAnsi="Arial" w:cs="Arial"/>
+                <w:rFonts w:ascii="Arial" w:hAnsi="Arial" w:cs="Arial" w:hint="eastAsia"/>
                 <w:sz w:val="18"/>
                 <w:szCs w:val="18"/>
               </w:rPr>
@@ -3076,7 +3056,7 @@
             </w:pPr>
             <w:r>
               <w:rPr>
-                <w:rFonts w:hint="eastAsia" w:ascii="Arial" w:hAnsi="Arial" w:cs="Arial"/>
+                <w:rFonts w:ascii="Arial" w:hAnsi="Arial" w:cs="Arial" w:hint="eastAsia"/>
                 <w:sz w:val="18"/>
                 <w:szCs w:val="18"/>
               </w:rPr>
@@ -3114,8 +3094,7 @@
             </w:pPr>
             <w:r>
               <w:rPr>
-                <w:rFonts w:ascii="Arial" w:hAnsi="Arial" w:eastAsia="Arial"/>
-                <w:i w:val="false"/>
+                <w:rFonts w:ascii="Arial" w:eastAsia="Arial" w:hAnsi="Arial"/>
                 <w:sz w:val="15"/>
               </w:rPr>
               <w:t>154.3</w:t>
@@ -3136,7 +3115,7 @@
             </w:pPr>
             <w:r>
               <w:rPr>
-                <w:rFonts w:hint="eastAsia" w:ascii="Arial" w:hAnsi="Arial" w:cs="Arial"/>
+                <w:rFonts w:ascii="Arial" w:hAnsi="Arial" w:cs="Arial" w:hint="eastAsia"/>
                 <w:sz w:val="18"/>
                 <w:szCs w:val="18"/>
               </w:rPr>
@@ -3144,7 +3123,7 @@
             </w:r>
             <w:r>
               <w:rPr>
-                <w:rFonts w:hint="eastAsia" w:ascii="Arial" w:hAnsi="Arial" w:cs="Arial"/>
+                <w:rFonts w:ascii="Arial" w:hAnsi="Arial" w:cs="Arial" w:hint="eastAsia"/>
                 <w:sz w:val="18"/>
                 <w:szCs w:val="18"/>
               </w:rPr>
@@ -3257,7 +3236,7 @@
             </w:pPr>
             <w:r>
               <w:rPr>
-                <w:rFonts w:hint="eastAsia" w:ascii="Arial" w:hAnsi="Arial" w:cs="Arial"/>
+                <w:rFonts w:ascii="Arial" w:hAnsi="Arial" w:cs="Arial" w:hint="eastAsia"/>
                 <w:b/>
                 <w:bCs/>
                 <w:i/>
@@ -3291,7 +3270,7 @@
             </w:pPr>
             <w:r>
               <w:rPr>
-                <w:rFonts w:hint="eastAsia" w:ascii="Arial" w:hAnsi="Arial" w:cs="Arial"/>
+                <w:rFonts w:ascii="Arial" w:hAnsi="Arial" w:cs="Arial" w:hint="eastAsia"/>
                 <w:sz w:val="18"/>
                 <w:szCs w:val="18"/>
               </w:rPr>
@@ -3299,7 +3278,7 @@
             </w:r>
             <w:r>
               <w:rPr>
-                <w:rFonts w:hint="eastAsia" w:ascii="Arial" w:hAnsi="Arial" w:cs="Arial"/>
+                <w:rFonts w:ascii="Arial" w:hAnsi="Arial" w:cs="Arial" w:hint="eastAsia"/>
                 <w:sz w:val="18"/>
                 <w:szCs w:val="18"/>
               </w:rPr>
@@ -3346,7 +3325,7 @@
             </w:pPr>
             <w:r>
               <w:rPr>
-                <w:rFonts w:hint="eastAsia" w:ascii="Arial" w:hAnsi="Arial" w:cs="Arial"/>
+                <w:rFonts w:ascii="Arial" w:hAnsi="Arial" w:cs="Arial" w:hint="eastAsia"/>
                 <w:sz w:val="18"/>
                 <w:szCs w:val="18"/>
               </w:rPr>
@@ -3354,7 +3333,7 @@
             </w:r>
             <w:r>
               <w:rPr>
-                <w:rFonts w:hint="eastAsia" w:ascii="Arial" w:hAnsi="Arial" w:cs="Arial"/>
+                <w:rFonts w:ascii="Arial" w:hAnsi="Arial" w:cs="Arial" w:hint="eastAsia"/>
                 <w:sz w:val="18"/>
                 <w:szCs w:val="18"/>
               </w:rPr>
@@ -3401,7 +3380,7 @@
             </w:pPr>
             <w:r>
               <w:rPr>
-                <w:rFonts w:hint="eastAsia" w:ascii="Arial" w:hAnsi="Arial" w:cs="Arial"/>
+                <w:rFonts w:ascii="Arial" w:hAnsi="Arial" w:cs="Arial" w:hint="eastAsia"/>
                 <w:sz w:val="18"/>
                 <w:szCs w:val="18"/>
               </w:rPr>
@@ -3409,7 +3388,7 @@
             </w:r>
             <w:r>
               <w:rPr>
-                <w:rFonts w:hint="eastAsia" w:ascii="Arial" w:hAnsi="Arial" w:cs="Arial"/>
+                <w:rFonts w:ascii="Arial" w:hAnsi="Arial" w:cs="Arial" w:hint="eastAsia"/>
                 <w:sz w:val="18"/>
                 <w:szCs w:val="18"/>
               </w:rPr>
@@ -3495,7 +3474,7 @@
             </w:pPr>
             <w:r>
               <w:rPr>
-                <w:rFonts w:hint="eastAsia" w:ascii="Arial" w:hAnsi="Arial" w:cs="Arial"/>
+                <w:rFonts w:ascii="Arial" w:hAnsi="Arial" w:cs="Arial" w:hint="eastAsia"/>
                 <w:b/>
                 <w:bCs/>
                 <w:i/>
@@ -3529,7 +3508,7 @@
             </w:pPr>
             <w:r>
               <w:rPr>
-                <w:rFonts w:hint="eastAsia" w:ascii="Arial" w:hAnsi="Arial" w:cs="Arial"/>
+                <w:rFonts w:ascii="Arial" w:hAnsi="Arial" w:cs="Arial" w:hint="eastAsia"/>
                 <w:sz w:val="18"/>
                 <w:szCs w:val="18"/>
               </w:rPr>
@@ -3807,7 +3786,7 @@
             </w:pPr>
             <w:r>
               <w:rPr>
-                <w:rFonts w:hint="eastAsia" w:ascii="Arial" w:hAnsi="Arial" w:cs="Arial"/>
+                <w:rFonts w:ascii="Arial" w:hAnsi="Arial" w:cs="Arial" w:hint="eastAsia"/>
                 <w:sz w:val="18"/>
                 <w:szCs w:val="18"/>
               </w:rPr>
@@ -3815,7 +3794,7 @@
             </w:r>
             <w:r>
               <w:rPr>
-                <w:rFonts w:hint="eastAsia" w:ascii="Arial" w:hAnsi="Arial" w:cs="Arial"/>
+                <w:rFonts w:ascii="Arial" w:hAnsi="Arial" w:cs="Arial" w:hint="eastAsia"/>
                 <w:sz w:val="18"/>
                 <w:szCs w:val="18"/>
               </w:rPr>
@@ -3823,7 +3802,7 @@
             </w:r>
             <w:r>
               <w:rPr>
-                <w:rFonts w:hint="eastAsia" w:ascii="Arial" w:hAnsi="Arial" w:cs="Arial"/>
+                <w:rFonts w:ascii="Arial" w:hAnsi="Arial" w:cs="Arial" w:hint="eastAsia"/>
                 <w:sz w:val="18"/>
                 <w:szCs w:val="18"/>
               </w:rPr>
@@ -3905,7 +3884,7 @@
             </w:pPr>
             <w:r>
               <w:rPr>
-                <w:rFonts w:hint="eastAsia" w:ascii="Arial" w:hAnsi="Arial" w:cs="Arial"/>
+                <w:rFonts w:ascii="Arial" w:hAnsi="Arial" w:cs="Arial" w:hint="eastAsia"/>
                 <w:sz w:val="18"/>
                 <w:szCs w:val="18"/>
               </w:rPr>
@@ -3913,7 +3892,7 @@
             </w:r>
             <w:r>
               <w:rPr>
-                <w:rFonts w:hint="eastAsia" w:ascii="Arial" w:hAnsi="Arial" w:cs="Arial"/>
+                <w:rFonts w:ascii="Arial" w:hAnsi="Arial" w:cs="Arial" w:hint="eastAsia"/>
                 <w:sz w:val="18"/>
                 <w:szCs w:val="18"/>
               </w:rPr>
@@ -3921,7 +3900,7 @@
             </w:r>
             <w:r>
               <w:rPr>
-                <w:rFonts w:hint="eastAsia" w:ascii="Arial" w:hAnsi="Arial" w:cs="Arial"/>
+                <w:rFonts w:ascii="Arial" w:hAnsi="Arial" w:cs="Arial" w:hint="eastAsia"/>
                 <w:sz w:val="18"/>
                 <w:szCs w:val="18"/>
               </w:rPr>
@@ -4002,7 +3981,7 @@
             </w:pPr>
             <w:r>
               <w:rPr>
-                <w:rFonts w:hint="eastAsia" w:ascii="Arial" w:hAnsi="Arial" w:cs="Arial"/>
+                <w:rFonts w:ascii="Arial" w:hAnsi="Arial" w:cs="Arial" w:hint="eastAsia"/>
                 <w:sz w:val="18"/>
                 <w:szCs w:val="18"/>
               </w:rPr>
@@ -4010,7 +3989,7 @@
             </w:r>
             <w:r>
               <w:rPr>
-                <w:rFonts w:hint="eastAsia" w:ascii="Arial" w:hAnsi="Arial" w:cs="Arial"/>
+                <w:rFonts w:ascii="Arial" w:hAnsi="Arial" w:cs="Arial" w:hint="eastAsia"/>
                 <w:sz w:val="18"/>
                 <w:szCs w:val="18"/>
               </w:rPr>
@@ -4085,14 +4064,14 @@
       <w:pPr>
         <w:spacing w:after="0" w:line="240" w:lineRule="auto"/>
         <w:rPr>
-          <w:rFonts w:ascii="Arial" w:hAnsi="Arial" w:eastAsia="黑体" w:cs="Arial"/>
+          <w:rFonts w:ascii="Arial" w:eastAsia="黑体" w:hAnsi="Arial" w:cs="Arial"/>
           <w:sz w:val="20"/>
           <w:szCs w:val="20"/>
         </w:rPr>
       </w:pPr>
       <w:r>
         <w:rPr>
-          <w:rFonts w:ascii="Arial" w:hAnsi="Arial" w:eastAsia="黑体" w:cs="Arial"/>
+          <w:rFonts w:ascii="Arial" w:eastAsia="黑体" w:hAnsi="Arial" w:cs="Arial"/>
           <w:sz w:val="20"/>
           <w:szCs w:val="20"/>
         </w:rPr>
@@ -4100,7 +4079,7 @@
       </w:r>
       <w:r>
         <w:rPr>
-          <w:rFonts w:hint="eastAsia" w:ascii="Arial" w:hAnsi="Arial" w:eastAsia="黑体" w:cs="Arial"/>
+          <w:rFonts w:ascii="Arial" w:eastAsia="黑体" w:hAnsi="Arial" w:cs="Arial" w:hint="eastAsia"/>
           <w:sz w:val="20"/>
           <w:szCs w:val="20"/>
         </w:rPr>
@@ -4108,7 +4087,7 @@
       </w:r>
       <w:r>
         <w:rPr>
-          <w:rFonts w:ascii="Arial" w:hAnsi="Arial" w:eastAsia="黑体" w:cs="Arial"/>
+          <w:rFonts w:ascii="Arial" w:eastAsia="黑体" w:hAnsi="Arial" w:cs="Arial"/>
           <w:sz w:val="20"/>
           <w:szCs w:val="20"/>
         </w:rPr>
@@ -4116,7 +4095,7 @@
       </w:r>
       <w:r>
         <w:rPr>
-          <w:rFonts w:hint="eastAsia" w:ascii="Arial" w:hAnsi="Arial" w:eastAsia="黑体" w:cs="Arial"/>
+          <w:rFonts w:ascii="Arial" w:eastAsia="黑体" w:hAnsi="Arial" w:cs="Arial" w:hint="eastAsia"/>
           <w:sz w:val="20"/>
           <w:szCs w:val="20"/>
         </w:rPr>
@@ -5276,27 +5255,7 @@
               <w:sz w:val="16"/>
               <w:szCs w:val="16"/>
             </w:rPr>
-            <w:t xml:space="preserve">By taking measurement uncertainties into </w:t>
-          </w:r>
-          <w:proofErr w:type="gramStart"/>
-          <w:r>
-            <w:rPr>
-              <w:rFonts w:ascii="Arial Narrow" w:hAnsi="Arial Narrow"/>
-              <w:b/>
-              <w:sz w:val="16"/>
-              <w:szCs w:val="16"/>
-            </w:rPr>
-            <w:t>account</w:t>
-          </w:r>
-          <w:proofErr w:type="gramEnd"/>
-          <w:r>
-            <w:rPr>
-              <w:rFonts w:ascii="Arial Narrow" w:hAnsi="Arial Narrow"/>
-              <w:b/>
-              <w:sz w:val="16"/>
-              <w:szCs w:val="16"/>
-            </w:rPr>
-            <w:t xml:space="preserve"> it might happen that measured values can neither be assessed as Pass nor as Fail.</w:t>
+            <w:t>By taking measurement uncertainties into account it might happen that measured values can neither be assessed as Pass nor as Fail.</w:t>
           </w:r>
         </w:p>
       </w:tc>
